--- a/3DTD Projekt Dokumentáció.docx
+++ b/3DTD Projekt Dokumentáció.docx
@@ -1,6 +1,6 @@
 
 <file path=word/document.xml><?xml version="1.0" encoding="utf-8"?>
-<w:document xmlns:wpc="http://schemas.microsoft.com/office/word/2010/wordprocessingCanvas" xmlns:cx="http://schemas.microsoft.com/office/drawing/2014/chartex" xmlns:cx1="http://schemas.microsoft.com/office/drawing/2015/9/8/chartex" xmlns:cx2="http://schemas.microsoft.com/office/drawing/2015/10/21/chartex" xmlns:cx3="http://schemas.microsoft.com/office/drawing/2016/5/9/chartex" xmlns:cx4="http://schemas.microsoft.com/office/drawing/2016/5/10/chartex" xmlns:cx5="http://schemas.microsoft.com/office/drawing/2016/5/11/chartex" xmlns:cx6="http://schemas.microsoft.com/office/drawing/2016/5/12/chartex" xmlns:cx7="http://schemas.microsoft.com/office/drawing/2016/5/13/chartex" xmlns:cx8="http://schemas.microsoft.com/office/drawing/2016/5/14/chartex" xmlns:mc="http://schemas.openxmlformats.org/markup-compatibility/2006" xmlns:aink="http://schemas.microsoft.com/office/drawing/2016/ink" xmlns:am3d="http://schemas.microsoft.com/office/drawing/2017/model3d" xmlns:o="urn:schemas-microsoft-com:office:office" xmlns:r="http://schemas.openxmlformats.org/officeDocument/2006/relationships" xmlns:m="http://schemas.openxmlformats.org/officeDocument/2006/math" xmlns:v="urn:schemas-microsoft-com:vml" xmlns:wp14="http://schemas.microsoft.com/office/word/2010/wordprocessingDrawing" xmlns:wp="http://schemas.openxmlformats.org/drawingml/2006/wordprocessingDrawing" xmlns:w10="urn:schemas-microsoft-com:office:word" xmlns:w="http://schemas.openxmlformats.org/wordprocessingml/2006/main" xmlns:w14="http://schemas.microsoft.com/office/word/2010/wordml" xmlns:w15="http://schemas.microsoft.com/office/word/2012/wordml" xmlns:w16cex="http://schemas.microsoft.com/office/word/2018/wordml/cex" xmlns:w16cid="http://schemas.microsoft.com/office/word/2016/wordml/cid" xmlns:w16="http://schemas.microsoft.com/office/word/2018/wordml" xmlns:w16sdtdh="http://schemas.microsoft.com/office/word/2020/wordml/sdtdatahash" xmlns:w16se="http://schemas.microsoft.com/office/word/2015/wordml/symex" xmlns:wpg="http://schemas.microsoft.com/office/word/2010/wordprocessingGroup" xmlns:wpi="http://schemas.microsoft.com/office/word/2010/wordprocessingInk" xmlns:wne="http://schemas.microsoft.com/office/word/2006/wordml" xmlns:wps="http://schemas.microsoft.com/office/word/2010/wordprocessingShape" mc:Ignorable="w14 w15 w16se w16cid w16 w16cex w16sdtdh wp14">
+<w:document xmlns:wpc="http://schemas.microsoft.com/office/word/2010/wordprocessingCanvas" xmlns:cx="http://schemas.microsoft.com/office/drawing/2014/chartex" xmlns:cx1="http://schemas.microsoft.com/office/drawing/2015/9/8/chartex" xmlns:mc="http://schemas.openxmlformats.org/markup-compatibility/2006" xmlns:o="urn:schemas-microsoft-com:office:office" xmlns:r="http://schemas.openxmlformats.org/officeDocument/2006/relationships" xmlns:m="http://schemas.openxmlformats.org/officeDocument/2006/math" xmlns:v="urn:schemas-microsoft-com:vml" xmlns:wp14="http://schemas.microsoft.com/office/word/2010/wordprocessingDrawing" xmlns:wp="http://schemas.openxmlformats.org/drawingml/2006/wordprocessingDrawing" xmlns:w10="urn:schemas-microsoft-com:office:word" xmlns:w="http://schemas.openxmlformats.org/wordprocessingml/2006/main" xmlns:w14="http://schemas.microsoft.com/office/word/2010/wordml" xmlns:w15="http://schemas.microsoft.com/office/word/2012/wordml" xmlns:w16se="http://schemas.microsoft.com/office/word/2015/wordml/symex" xmlns:wpg="http://schemas.microsoft.com/office/word/2010/wordprocessingGroup" xmlns:wpi="http://schemas.microsoft.com/office/word/2010/wordprocessingInk" xmlns:wne="http://schemas.microsoft.com/office/word/2006/wordml" xmlns:wps="http://schemas.microsoft.com/office/word/2010/wordprocessingShape" mc:Ignorable="w14 w15 w16se wp14">
   <w:body>
     <w:p>
       <w:pPr>
@@ -50,6 +50,128 @@
     <w:p>
       <w:r>
         <w:t>Az alkalmazás egy önállóan futtatható (executable) asztali alkalmazás.</w:t>
+      </w:r>
+      <w:r>
+        <w:t xml:space="preserve"> Töltse le a Repository-ból a Release szekcióból az .exe fájlt</w:t>
+      </w:r>
+    </w:p>
+    <w:p>
+      <w:pPr>
+        <w:pStyle w:val="Cmsor1"/>
+      </w:pPr>
+      <w:bookmarkStart w:id="3" w:name="_v6scm1usv2va" w:colFirst="0" w:colLast="0"/>
+      <w:bookmarkEnd w:id="3"/>
+      <w:r>
+        <w:t>Használati útmutató</w:t>
+      </w:r>
+    </w:p>
+    <w:p>
+      <w:pPr>
+        <w:numPr>
+          <w:ilvl w:val="0"/>
+          <w:numId w:val="2"/>
+        </w:numPr>
+      </w:pPr>
+      <w:r>
+        <w:rPr>
+          <w:b/>
+          <w:bCs/>
+        </w:rPr>
+        <w:t>Közelítés / Távolítás:</w:t>
+      </w:r>
+      <w:r>
+        <w:t xml:space="preserve"> </w:t>
+      </w:r>
+      <w:r>
+        <w:t>Egy toronyra kattintva arra ráközelít.</w:t>
+      </w:r>
+    </w:p>
+    <w:p>
+      <w:pPr>
+        <w:numPr>
+          <w:ilvl w:val="0"/>
+          <w:numId w:val="2"/>
+        </w:numPr>
+      </w:pPr>
+      <w:r>
+        <w:rPr>
+          <w:b/>
+          <w:bCs/>
+        </w:rPr>
+        <w:t>Tornyok építése:</w:t>
+      </w:r>
+      <w:r>
+        <w:t xml:space="preserve"> </w:t>
+      </w:r>
+      <w:r>
+        <w:t>Nyomjon rá az egyik x-re, ami után egy bolt fog megnyílni és 3 torony közül választhat a felhasználó.</w:t>
+      </w:r>
+    </w:p>
+    <w:p>
+      <w:pPr>
+        <w:numPr>
+          <w:ilvl w:val="0"/>
+          <w:numId w:val="2"/>
+        </w:numPr>
+      </w:pPr>
+      <w:r>
+        <w:rPr>
+          <w:b/>
+          <w:bCs/>
+        </w:rPr>
+        <w:t>Hullámok indítása:</w:t>
+      </w:r>
+      <w:r>
+        <w:t xml:space="preserve"> </w:t>
+      </w:r>
+      <w:r>
+        <w:t>Automatikusan indulnak 15mp elteltével, egyre erősődő ellenségekkel.</w:t>
+      </w:r>
+    </w:p>
+    <w:p>
+      <w:pPr>
+        <w:numPr>
+          <w:ilvl w:val="0"/>
+          <w:numId w:val="2"/>
+        </w:numPr>
+      </w:pPr>
+      <w:r>
+        <w:rPr>
+          <w:b/>
+          <w:bCs/>
+        </w:rPr>
+        <w:t xml:space="preserve">Tornyok fejlesztése:  </w:t>
+      </w:r>
+      <w:r>
+        <w:rPr>
+          <w:bCs/>
+        </w:rPr>
+        <w:t>Tornyok fejlesztése egy meglévő toronyra kattintással lehetséges amelynek következtében újra megnyílik a bolt.</w:t>
+      </w:r>
+    </w:p>
+    <w:p>
+      <w:pPr>
+        <w:pStyle w:val="Cmsor1"/>
+      </w:pPr>
+      <w:bookmarkStart w:id="4" w:name="_hhj54t7xx6ip" w:colFirst="0" w:colLast="0"/>
+      <w:bookmarkEnd w:id="4"/>
+      <w:r>
+        <w:t>Fejlesztői dokumentáció</w:t>
+      </w:r>
+    </w:p>
+    <w:p>
+      <w:pPr>
+        <w:pStyle w:val="Cmsor2"/>
+      </w:pPr>
+      <w:bookmarkStart w:id="5" w:name="_myw2nsbl3muw" w:colFirst="0" w:colLast="0"/>
+      <w:bookmarkEnd w:id="5"/>
+      <w:r>
+        <w:t>Rendszerarchitektúra</w:t>
+      </w:r>
+    </w:p>
+    <w:p>
+      <w:r>
+        <w:t>Az alkalmazás egy objektumorientált, csomópont-alapú (Node-based) asztali 3D játék, amely a Godot Engine 4.x játékmotorra épül.</w:t>
       </w:r>
     </w:p>
     <w:p>
@@ -66,260 +188,13 @@
       </w:pPr>
     </w:p>
     <w:p>
-      <w:pPr>
-        <w:numPr>
-          <w:ilvl w:val="0"/>
-          <w:numId w:val="1"/>
-        </w:numPr>
-      </w:pPr>
-      <w:r>
-        <w:t>Töltse le a projekt kiadási csomagját (</w:t>
-      </w:r>
-      <w:r>
-        <w:rPr>
-          <w:rFonts w:ascii="Roboto Mono" w:eastAsia="Roboto Mono" w:hAnsi="Roboto Mono" w:cs="Roboto Mono"/>
-          <w:color w:val="188038"/>
-        </w:rPr>
-        <w:t>3DTD_v1.0.zip</w:t>
-      </w:r>
-      <w:r>
-        <w:t>) vagy klónozza a GitHub repository-t.</w:t>
-      </w:r>
-    </w:p>
-    <w:p>
-      <w:pPr>
-        <w:numPr>
-          <w:ilvl w:val="0"/>
-          <w:numId w:val="1"/>
-        </w:numPr>
-      </w:pPr>
-      <w:r>
-        <w:t>Csomagolja ki a zip fájlt egy tetszőleges mappába.</w:t>
-      </w:r>
-    </w:p>
-    <w:p>
-      <w:pPr>
-        <w:numPr>
-          <w:ilvl w:val="0"/>
-          <w:numId w:val="1"/>
-        </w:numPr>
-      </w:pPr>
-      <w:r>
-        <w:t xml:space="preserve">Keresse meg a </w:t>
-      </w:r>
-      <w:r>
-        <w:rPr>
-          <w:rFonts w:ascii="Roboto Mono" w:eastAsia="Roboto Mono" w:hAnsi="Roboto Mono" w:cs="Roboto Mono"/>
-          <w:color w:val="188038"/>
-        </w:rPr>
-        <w:t>3DTD.</w:t>
-      </w:r>
-      <w:r>
-        <w:rPr>
-          <w:rFonts w:ascii="Roboto Mono" w:eastAsia="Roboto Mono" w:hAnsi="Roboto Mono" w:cs="Roboto Mono"/>
-          <w:color w:val="188038"/>
-        </w:rPr>
-        <w:t>exe</w:t>
-      </w:r>
-      <w:r>
-        <w:t xml:space="preserve"> (Windows) vagy </w:t>
-      </w:r>
-      <w:r>
-        <w:rPr>
-          <w:rFonts w:ascii="Roboto Mono" w:eastAsia="Roboto Mono" w:hAnsi="Roboto Mono" w:cs="Roboto Mono"/>
-          <w:color w:val="188038"/>
-        </w:rPr>
-        <w:t>3DTD.x86_64</w:t>
-      </w:r>
-      <w:r>
-        <w:t xml:space="preserve"> (Linux) futtatható fájlt.</w:t>
-      </w:r>
-    </w:p>
-    <w:p>
-      <w:pPr>
-        <w:numPr>
-          <w:ilvl w:val="0"/>
-          <w:numId w:val="1"/>
-        </w:numPr>
-      </w:pPr>
-      <w:r>
-        <w:t>Dupla kattintással indítsa el a játékot.</w:t>
-      </w:r>
-    </w:p>
-    <w:p>
-      <w:pPr>
-        <w:pStyle w:val="Cmsor1"/>
-      </w:pPr>
-      <w:bookmarkStart w:id="3" w:name="_v6scm1usv2va" w:colFirst="0" w:colLast="0"/>
-      <w:bookmarkEnd w:id="3"/>
-      <w:r>
-        <w:t>Használati útmutató</w:t>
-      </w:r>
-    </w:p>
-    <w:p>
-      <w:pPr>
-        <w:numPr>
-          <w:ilvl w:val="0"/>
-          <w:numId w:val="2"/>
-        </w:numPr>
-      </w:pPr>
-      <w:r>
-        <w:rPr>
-          <w:b/>
-          <w:bCs/>
-        </w:rPr>
-        <w:t>Kamera mozgatása:</w:t>
-      </w:r>
-      <w:r>
-        <w:t xml:space="preserve"> </w:t>
-      </w:r>
-      <w:r>
-        <w:rPr>
-          <w:rFonts w:ascii="Roboto Mono" w:eastAsia="Roboto Mono" w:hAnsi="Roboto Mono" w:cs="Roboto Mono"/>
-          <w:color w:val="188038"/>
-        </w:rPr>
-        <w:t>WASD</w:t>
-      </w:r>
-      <w:r>
-        <w:t xml:space="preserve"> vagy a nyíl billentyűk segítségével.</w:t>
-      </w:r>
-    </w:p>
-    <w:p>
-      <w:pPr>
-        <w:numPr>
-          <w:ilvl w:val="0"/>
-          <w:numId w:val="2"/>
-        </w:numPr>
-      </w:pPr>
-      <w:r>
-        <w:rPr>
-          <w:b/>
-          <w:bCs/>
-        </w:rPr>
-        <w:t>Kamera forgatása / Döntése:</w:t>
-      </w:r>
-      <w:r>
-        <w:t xml:space="preserve"> Egér jobb gombjának nyomvatartásával és mozgatásáv</w:t>
-      </w:r>
-      <w:r>
-        <w:t>al.</w:t>
-      </w:r>
-    </w:p>
-    <w:p>
-      <w:pPr>
-        <w:numPr>
-          <w:ilvl w:val="0"/>
-          <w:numId w:val="2"/>
-        </w:numPr>
-      </w:pPr>
-      <w:r>
-        <w:rPr>
-          <w:b/>
-          <w:bCs/>
-        </w:rPr>
-        <w:t>Közelítés / Távolítás:</w:t>
-      </w:r>
-      <w:r>
-        <w:t xml:space="preserve"> Egérgörgő (Zoom).</w:t>
-      </w:r>
-    </w:p>
-    <w:p>
-      <w:pPr>
-        <w:numPr>
-          <w:ilvl w:val="0"/>
-          <w:numId w:val="2"/>
-        </w:numPr>
-      </w:pPr>
-      <w:r>
-        <w:rPr>
-          <w:b/>
-          <w:bCs/>
-        </w:rPr>
-        <w:t>Tornyok építése:</w:t>
-      </w:r>
-      <w:r>
-        <w:t xml:space="preserve"> Válassza ki a kívánt toronytípust a képernyő alján található építési menüből (GUI). Kattintson a pályán egy érvényes építési területre (Tile / Grid) a torony elhelyezéséhez. A toronyépítéshez el</w:t>
-      </w:r>
-      <w:r>
-        <w:t>egendő játékbeli erőforrásra (arany/kredit) van szükség.</w:t>
-      </w:r>
-    </w:p>
-    <w:p>
-      <w:pPr>
-        <w:numPr>
-          <w:ilvl w:val="0"/>
-          <w:numId w:val="2"/>
-        </w:numPr>
-      </w:pPr>
-      <w:r>
-        <w:rPr>
-          <w:b/>
-          <w:bCs/>
-        </w:rPr>
-        <w:t>Hullámok indítása:</w:t>
-      </w:r>
-      <w:r>
-        <w:t xml:space="preserve"> Kattintson a </w:t>
-      </w:r>
-      <w:r>
-        <w:rPr>
-          <w:b/>
-          <w:bCs/>
-        </w:rPr>
-        <w:t>"Start Wave"</w:t>
-      </w:r>
-      <w:r>
-        <w:t xml:space="preserve"> (Hullám indítása) gombra a következő ellenséges hullám elindításához.</w:t>
-      </w:r>
-    </w:p>
-    <w:p>
-      <w:pPr>
-        <w:numPr>
-          <w:ilvl w:val="0"/>
-          <w:numId w:val="2"/>
-        </w:numPr>
-      </w:pPr>
       <w:r>
         <w:rPr>
           <w:b/>
           <w:bCs/>
         </w:rPr>
         <w:lastRenderedPageBreak/>
-        <w:t>Tornyok fejlesztése és eladása:</w:t>
-      </w:r>
-      <w:r>
-        <w:t xml:space="preserve"> Egy meglévő toronyra kattintva megnyílik annak infor</w:t>
-      </w:r>
-      <w:r>
-        <w:t>mációs panelje, ahol lehetőség van a torony szintjének fejlesztésére (Upgrade) vagy eladására (Sell).</w:t>
-      </w:r>
-    </w:p>
-    <w:p>
-      <w:pPr>
-        <w:pStyle w:val="Cmsor1"/>
-      </w:pPr>
-      <w:bookmarkStart w:id="4" w:name="_hhj54t7xx6ip" w:colFirst="0" w:colLast="0"/>
-      <w:bookmarkEnd w:id="4"/>
-      <w:r>
-        <w:t>Fejlesztői dokumentáció</w:t>
-      </w:r>
-    </w:p>
-    <w:p>
-      <w:pPr>
-        <w:pStyle w:val="Cmsor2"/>
-      </w:pPr>
-      <w:bookmarkStart w:id="5" w:name="_myw2nsbl3muw" w:colFirst="0" w:colLast="0"/>
-      <w:bookmarkEnd w:id="5"/>
-      <w:r>
-        <w:t>Rendszerarchitektúra</w:t>
-      </w:r>
-    </w:p>
-    <w:p>
-      <w:r>
-        <w:t xml:space="preserve">Az alkalmazás egy objektumorientált, csomópont-alapú (Node-based) asztali 3D játék, amely a Godot Engine 4.x </w:t>
-      </w:r>
-      <w:r>
-        <w:t>játékmotorra épül.</w:t>
+        <w:t>Scene fa felépítése (Godot Scene Tree):</w:t>
       </w:r>
     </w:p>
     <w:p>
@@ -336,12 +211,178 @@
       </w:pPr>
     </w:p>
     <w:p>
+      <w:pPr>
+        <w:numPr>
+          <w:ilvl w:val="0"/>
+          <w:numId w:val="3"/>
+        </w:numPr>
+      </w:pPr>
       <w:r>
         <w:rPr>
-          <w:b/>
-          <w:bCs/>
+          <w:rFonts w:ascii="Roboto Mono" w:eastAsia="Roboto Mono" w:hAnsi="Roboto Mono" w:cs="Roboto Mono"/>
+          <w:color w:val="188038"/>
         </w:rPr>
-        <w:t>Scene fa felépítése (Godot Scene Tree):</w:t>
+        <w:t>Main</w:t>
+      </w:r>
+      <w:r>
+        <w:t>: A főmenü, a játékmenet (GameLoop) és a UI orchestration helye.</w:t>
+      </w:r>
+    </w:p>
+    <w:p>
+      <w:pPr>
+        <w:numPr>
+          <w:ilvl w:val="0"/>
+          <w:numId w:val="3"/>
+        </w:numPr>
+      </w:pPr>
+      <w:r>
+        <w:rPr>
+          <w:rFonts w:ascii="Roboto Mono" w:eastAsia="Roboto Mono" w:hAnsi="Roboto Mono" w:cs="Roboto Mono"/>
+          <w:color w:val="188038"/>
+        </w:rPr>
+        <w:t>Level3D</w:t>
+      </w:r>
+      <w:r>
+        <w:t>: A 3D-s térbeli környezet, amely tartalmazza a pályát, az útvonalat (</w:t>
+      </w:r>
+      <w:r>
+        <w:rPr>
+          <w:rFonts w:ascii="Roboto Mono" w:eastAsia="Roboto Mono" w:hAnsi="Roboto Mono" w:cs="Roboto Mono"/>
+          <w:color w:val="188038"/>
+        </w:rPr>
+        <w:t>Path3D</w:t>
+      </w:r>
+      <w:r>
+        <w:t>), az építési rácsot és a megvilágítást.</w:t>
+      </w:r>
+    </w:p>
+    <w:p>
+      <w:pPr>
+        <w:numPr>
+          <w:ilvl w:val="0"/>
+          <w:numId w:val="3"/>
+        </w:numPr>
+      </w:pPr>
+      <w:r>
+        <w:rPr>
+          <w:rFonts w:ascii="Roboto Mono" w:eastAsia="Roboto Mono" w:hAnsi="Roboto Mono" w:cs="Roboto Mono"/>
+          <w:color w:val="188038"/>
+        </w:rPr>
+        <w:t>Towers</w:t>
+      </w:r>
+      <w:r>
+        <w:t>: A játékos által lehelyezhető tornyok (</w:t>
+      </w:r>
+      <w:r>
+        <w:rPr>
+          <w:rFonts w:ascii="Roboto Mono" w:eastAsia="Roboto Mono" w:hAnsi="Roboto Mono" w:cs="Roboto Mono"/>
+          <w:color w:val="188038"/>
+        </w:rPr>
+        <w:t>StaticBody3D</w:t>
+      </w:r>
+      <w:r>
+        <w:t xml:space="preserve"> / </w:t>
+      </w:r>
+      <w:r>
+        <w:rPr>
+          <w:rFonts w:ascii="Roboto Mono" w:eastAsia="Roboto Mono" w:hAnsi="Roboto Mono" w:cs="Roboto Mono"/>
+          <w:color w:val="188038"/>
+        </w:rPr>
+        <w:t>Area3D</w:t>
+      </w:r>
+      <w:r>
+        <w:t>).</w:t>
+      </w:r>
+    </w:p>
+    <w:p>
+      <w:pPr>
+        <w:numPr>
+          <w:ilvl w:val="0"/>
+          <w:numId w:val="3"/>
+        </w:numPr>
+      </w:pPr>
+      <w:r>
+        <w:rPr>
+          <w:rFonts w:ascii="Roboto Mono" w:eastAsia="Roboto Mono" w:hAnsi="Roboto Mono" w:cs="Roboto Mono"/>
+          <w:color w:val="188038"/>
+        </w:rPr>
+        <w:t>Enemies</w:t>
+      </w:r>
+      <w:r>
+        <w:t>: Az útvonalon mozgó ellenségek (</w:t>
+      </w:r>
+      <w:r>
+        <w:rPr>
+          <w:rFonts w:ascii="Roboto Mono" w:eastAsia="Roboto Mono" w:hAnsi="Roboto Mono" w:cs="Roboto Mono"/>
+          <w:color w:val="188038"/>
+        </w:rPr>
+        <w:t>PathFollow3D</w:t>
+      </w:r>
+      <w:r>
+        <w:t>).</w:t>
+      </w:r>
+    </w:p>
+    <w:p>
+      <w:pPr>
+        <w:numPr>
+          <w:ilvl w:val="0"/>
+          <w:numId w:val="3"/>
+        </w:numPr>
+      </w:pPr>
+      <w:r>
+        <w:rPr>
+          <w:rFonts w:ascii="Roboto Mono" w:eastAsia="Roboto Mono" w:hAnsi="Roboto Mono" w:cs="Roboto Mono"/>
+          <w:color w:val="188038"/>
+        </w:rPr>
+        <w:t>HUD / UI</w:t>
+      </w:r>
+      <w:r>
+        <w:t xml:space="preserve">: </w:t>
+      </w:r>
+      <w:r>
+        <w:rPr>
+          <w:rFonts w:ascii="Roboto Mono" w:eastAsia="Roboto Mono" w:hAnsi="Roboto Mono" w:cs="Roboto Mono"/>
+          <w:color w:val="188038"/>
+        </w:rPr>
+        <w:t>CanvasLayer</w:t>
+      </w:r>
+      <w:r>
+        <w:t xml:space="preserve"> alapú felhasználói felület (életerő, pénz, hullám számláló, építési menü).</w:t>
+      </w:r>
+    </w:p>
+    <w:p>
+      <w:pPr>
+        <w:pStyle w:val="Cmsor2"/>
+      </w:pPr>
+      <w:bookmarkStart w:id="6" w:name="_8wake48npp48" w:colFirst="0" w:colLast="0"/>
+      <w:bookmarkEnd w:id="6"/>
+      <w:r>
+        <w:t>Adatszerkezet (Példa GDScript)</w:t>
+      </w:r>
+    </w:p>
+    <w:p>
+      <w:r>
+        <w:t>A tornyok és ellenségek tulajdonságait adatosztályok (</w:t>
+      </w:r>
+      <w:r>
+        <w:rPr>
+          <w:rFonts w:ascii="Roboto Mono" w:eastAsia="Roboto Mono" w:hAnsi="Roboto Mono" w:cs="Roboto Mono"/>
+          <w:color w:val="188038"/>
+        </w:rPr>
+        <w:t>Resource</w:t>
+      </w:r>
+      <w:r>
+        <w:t xml:space="preserve"> / </w:t>
+      </w:r>
+      <w:r>
+        <w:rPr>
+          <w:rFonts w:ascii="Roboto Mono" w:eastAsia="Roboto Mono" w:hAnsi="Roboto Mono" w:cs="Roboto Mono"/>
+          <w:color w:val="188038"/>
+        </w:rPr>
+        <w:t>Dictionary</w:t>
+      </w:r>
+      <w:r>
+        <w:t>) és JSON/GDScript struktúrák írják le:extends Resource</w:t>
       </w:r>
     </w:p>
     <w:p>
@@ -358,185 +399,14 @@
       </w:pPr>
     </w:p>
     <w:p>
-      <w:pPr>
-        <w:numPr>
-          <w:ilvl w:val="0"/>
-          <w:numId w:val="3"/>
-        </w:numPr>
-      </w:pPr>
-      <w:r>
-        <w:rPr>
-          <w:rFonts w:ascii="Roboto Mono" w:eastAsia="Roboto Mono" w:hAnsi="Roboto Mono" w:cs="Roboto Mono"/>
-          <w:color w:val="188038"/>
-        </w:rPr>
-        <w:t>Main</w:t>
-      </w:r>
-      <w:r>
-        <w:t>: A főmenü, a játékmenet (GameLoop) és a UI orchestration helye.</w:t>
-      </w:r>
-    </w:p>
-    <w:p>
-      <w:pPr>
-        <w:numPr>
-          <w:ilvl w:val="0"/>
-          <w:numId w:val="3"/>
-        </w:numPr>
-      </w:pPr>
-      <w:r>
-        <w:rPr>
-          <w:rFonts w:ascii="Roboto Mono" w:eastAsia="Roboto Mono" w:hAnsi="Roboto Mono" w:cs="Roboto Mono"/>
-          <w:color w:val="188038"/>
-        </w:rPr>
-        <w:t>Level3D</w:t>
-      </w:r>
-      <w:r>
-        <w:t>: A 3D-s térbeli környezet, amely tartalmazza a pályát, az útvonalat (</w:t>
-      </w:r>
-      <w:r>
-        <w:rPr>
-          <w:rFonts w:ascii="Roboto Mono" w:eastAsia="Roboto Mono" w:hAnsi="Roboto Mono" w:cs="Roboto Mono"/>
-          <w:color w:val="188038"/>
-        </w:rPr>
-        <w:t>Path3D</w:t>
-      </w:r>
-      <w:r>
-        <w:t>), az építési rácsot és a megvilágítást.</w:t>
-      </w:r>
-    </w:p>
-    <w:p>
-      <w:pPr>
-        <w:numPr>
-          <w:ilvl w:val="0"/>
-          <w:numId w:val="3"/>
-        </w:numPr>
-      </w:pPr>
-      <w:r>
-        <w:rPr>
-          <w:rFonts w:ascii="Roboto Mono" w:eastAsia="Roboto Mono" w:hAnsi="Roboto Mono" w:cs="Roboto Mono"/>
-          <w:color w:val="188038"/>
-        </w:rPr>
-        <w:t>Towers</w:t>
-      </w:r>
-      <w:r>
-        <w:t>: A játékos által lehelyezhető tornyok (</w:t>
-      </w:r>
-      <w:r>
-        <w:rPr>
-          <w:rFonts w:ascii="Roboto Mono" w:eastAsia="Roboto Mono" w:hAnsi="Roboto Mono" w:cs="Roboto Mono"/>
-          <w:color w:val="188038"/>
-        </w:rPr>
-        <w:t>StaticBody3D</w:t>
-      </w:r>
-      <w:r>
-        <w:t xml:space="preserve"> / </w:t>
-      </w:r>
-      <w:r>
-        <w:rPr>
-          <w:rFonts w:ascii="Roboto Mono" w:eastAsia="Roboto Mono" w:hAnsi="Roboto Mono" w:cs="Roboto Mono"/>
-          <w:color w:val="188038"/>
-        </w:rPr>
-        <w:t>Area3D</w:t>
-      </w:r>
-      <w:r>
-        <w:t>).</w:t>
-      </w:r>
-    </w:p>
-    <w:p>
-      <w:pPr>
-        <w:numPr>
-          <w:ilvl w:val="0"/>
-          <w:numId w:val="3"/>
-        </w:numPr>
-      </w:pPr>
-      <w:r>
-        <w:rPr>
-          <w:rFonts w:ascii="Roboto Mono" w:eastAsia="Roboto Mono" w:hAnsi="Roboto Mono" w:cs="Roboto Mono"/>
-          <w:color w:val="188038"/>
-        </w:rPr>
-        <w:t>Enemies</w:t>
-      </w:r>
-      <w:r>
-        <w:t>: Az útvonalon mozgó ellenségek (</w:t>
-      </w:r>
-      <w:r>
-        <w:rPr>
-          <w:rFonts w:ascii="Roboto Mono" w:eastAsia="Roboto Mono" w:hAnsi="Roboto Mono" w:cs="Roboto Mono"/>
-          <w:color w:val="188038"/>
-        </w:rPr>
-        <w:t>PathFollow3D</w:t>
-      </w:r>
-      <w:r>
-        <w:t>).</w:t>
-      </w:r>
-    </w:p>
-    <w:p>
-      <w:pPr>
-        <w:numPr>
-          <w:ilvl w:val="0"/>
-          <w:numId w:val="3"/>
-        </w:numPr>
-      </w:pPr>
-      <w:r>
-        <w:rPr>
-          <w:rFonts w:ascii="Roboto Mono" w:eastAsia="Roboto Mono" w:hAnsi="Roboto Mono" w:cs="Roboto Mono"/>
-          <w:color w:val="188038"/>
-        </w:rPr>
-        <w:t>HUD / UI</w:t>
-      </w:r>
-      <w:r>
-        <w:t xml:space="preserve">: </w:t>
-      </w:r>
-      <w:r>
-        <w:rPr>
-          <w:rFonts w:ascii="Roboto Mono" w:eastAsia="Roboto Mono" w:hAnsi="Roboto Mono" w:cs="Roboto Mono"/>
-          <w:color w:val="188038"/>
-        </w:rPr>
-        <w:t>Canv</w:t>
-      </w:r>
-      <w:r>
-        <w:rPr>
-          <w:rFonts w:ascii="Roboto Mono" w:eastAsia="Roboto Mono" w:hAnsi="Roboto Mono" w:cs="Roboto Mono"/>
-          <w:color w:val="188038"/>
-        </w:rPr>
-        <w:t>asLayer</w:t>
-      </w:r>
-      <w:r>
-        <w:t xml:space="preserve"> alapú felhasználói felület (életerő, pénz, hullám számláló, építési menü).</w:t>
-      </w:r>
-    </w:p>
-    <w:p>
-      <w:pPr>
-        <w:pStyle w:val="Cmsor2"/>
-      </w:pPr>
-      <w:bookmarkStart w:id="6" w:name="_8wake48npp48" w:colFirst="0" w:colLast="0"/>
-      <w:bookmarkEnd w:id="6"/>
-      <w:r>
-        <w:t>Adatszerkezet (Példa GDScript)</w:t>
-      </w:r>
-    </w:p>
-    <w:p>
-      <w:r>
-        <w:t>A tornyok és ellenségek tulajdonságait adatosztályok (</w:t>
-      </w:r>
-      <w:r>
-        <w:rPr>
-          <w:rFonts w:ascii="Roboto Mono" w:eastAsia="Roboto Mono" w:hAnsi="Roboto Mono" w:cs="Roboto Mono"/>
-          <w:color w:val="188038"/>
-        </w:rPr>
-        <w:t>Resource</w:t>
-      </w:r>
-      <w:r>
-        <w:t xml:space="preserve"> / </w:t>
-      </w:r>
-      <w:r>
-        <w:rPr>
-          <w:rFonts w:ascii="Roboto Mono" w:eastAsia="Roboto Mono" w:hAnsi="Roboto Mono" w:cs="Roboto Mono"/>
-          <w:color w:val="188038"/>
-        </w:rPr>
-        <w:t>Dictionary</w:t>
-      </w:r>
-      <w:r>
-        <w:t>) és JSON/GDScript struktúrák írják le:extends Resource</w:t>
+      <w:r>
+        <w:t>class_name TowerData</w:t>
+      </w:r>
+    </w:p>
+    <w:p/>
+    <w:p>
+      <w:r>
+        <w:t>@export var tower_id: String = "basic_turret"</w:t>
       </w:r>
     </w:p>
     <w:p>
@@ -554,13 +424,7 @@
     </w:p>
     <w:p>
       <w:r>
-        <w:t>class_name TowerData</w:t>
-      </w:r>
-    </w:p>
-    <w:p/>
-    <w:p>
-      <w:r>
-        <w:t>@export var tower_id: String = "basic_turret"</w:t>
+        <w:t>@export var display_name: String = "Alap Torony"</w:t>
       </w:r>
     </w:p>
     <w:p>
@@ -578,7 +442,7 @@
     </w:p>
     <w:p>
       <w:r>
-        <w:t>@export var display_name: String = "Alap Torony"</w:t>
+        <w:t>@export var cost: int = 100</w:t>
       </w:r>
     </w:p>
     <w:p>
@@ -596,7 +460,7 @@
     </w:p>
     <w:p>
       <w:r>
-        <w:t>@export var cost: int = 100</w:t>
+        <w:t>@export var damage: float = 25.0</w:t>
       </w:r>
     </w:p>
     <w:p>
@@ -614,8 +478,7 @@
     </w:p>
     <w:p>
       <w:r>
-        <w:lastRenderedPageBreak/>
-        <w:t>@export var damage: float = 25.0</w:t>
+        <w:t>@export var attack_range: float = 10.0</w:t>
       </w:r>
     </w:p>
     <w:p>
@@ -633,7 +496,7 @@
     </w:p>
     <w:p>
       <w:r>
-        <w:t>@export var attack_range: float = 10.0</w:t>
+        <w:t>@export var fire_rate: float = 1.0 # lövés / másodperc</w:t>
       </w:r>
     </w:p>
     <w:p>
@@ -651,24 +514,6 @@
     </w:p>
     <w:p>
       <w:r>
-        <w:t>@export var fire_rate: float = 1.0 # lövés / másodperc</w:t>
-      </w:r>
-    </w:p>
-    <w:p>
-      <w:pPr>
-        <w:widowControl w:val="0"/>
-        <w:pBdr>
-          <w:top w:val="nil"/>
-          <w:left w:val="nil"/>
-          <w:bottom w:val="nil"/>
-          <w:right w:val="nil"/>
-          <w:between w:val="nil"/>
-        </w:pBdr>
-        <w:spacing w:line="276" w:lineRule="auto"/>
-      </w:pPr>
-    </w:p>
-    <w:p>
-      <w:r>
         <w:t>@export var mesh_scene: PackedScene</w:t>
       </w:r>
     </w:p>
@@ -679,6 +524,7 @@
       <w:bookmarkStart w:id="7" w:name="_ahfktsipnzrs" w:colFirst="0" w:colLast="0"/>
       <w:bookmarkEnd w:id="7"/>
       <w:r>
+        <w:lastRenderedPageBreak/>
         <w:t>Főbb függvények és modulok</w:t>
       </w:r>
     </w:p>
@@ -717,10 +563,7 @@
         <w:t>Area3D overlaps</w:t>
       </w:r>
       <w:r>
-        <w:t>) és a lövedékek pályájáért</w:t>
-      </w:r>
-      <w:r>
-        <w:t xml:space="preserve"> felelős ciklus.</w:t>
+        <w:t>) és a lövedékek pályájáért felelős ciklus.</w:t>
       </w:r>
     </w:p>
     <w:p>
@@ -766,10 +609,7 @@
         <w:t>place_tower(tower_type, grid_position)</w:t>
       </w:r>
       <w:r>
-        <w:t xml:space="preserve">: Ellenőrzi a játékos egyenlegét és a kiválasztott pozíció érvényességét, majd </w:t>
-      </w:r>
-      <w:r>
-        <w:t>leteszi a torony 3D modelljét.</w:t>
+        <w:t>: Ellenőrzi a játékos egyenlegét és a kiválasztott pozíció érvényességét, majd leteszi a torony 3D modelljét.</w:t>
       </w:r>
     </w:p>
     <w:p>
@@ -830,14 +670,7 @@
           <w:b/>
           <w:bCs/>
         </w:rPr>
-        <w:t>3D Modellezés és Tex</w:t>
-      </w:r>
-      <w:r>
-        <w:rPr>
-          <w:b/>
-          <w:bCs/>
-        </w:rPr>
-        <w:t>túrázás:</w:t>
+        <w:t>3D Modellezés és Textúrázás:</w:t>
       </w:r>
       <w:r>
         <w:t xml:space="preserve"> Blender (a tornyok, ellenségek és pályaelemek 3D mesh-einek elkészítéséhez és exportálásához </w:t>
@@ -878,7 +711,10 @@
         <w:t>UI &amp; Grafika:</w:t>
       </w:r>
       <w:r>
-        <w:t xml:space="preserve"> Godot Control Node-ok, Theme kiterjesztések.</w:t>
+        <w:t xml:space="preserve"> Godot Control N</w:t>
+      </w:r>
+      <w:r>
+        <w:t>ode-ok.</w:t>
       </w:r>
     </w:p>
     <w:p>
@@ -906,10 +742,7 @@
       <w:bookmarkStart w:id="9" w:name="_lkgzoq8agdrm" w:colFirst="0" w:colLast="0"/>
       <w:bookmarkEnd w:id="9"/>
       <w:r>
-        <w:t>Tesztelési jegyzőkön</w:t>
-      </w:r>
-      <w:r>
-        <w:t>yv</w:t>
+        <w:t>Tesztelési jegyzőkönyv</w:t>
       </w:r>
     </w:p>
     <w:p>
@@ -943,7 +776,6 @@
           </w:tcPr>
           <w:p>
             <w:r>
-              <w:lastRenderedPageBreak/>
               <w:t>Tesztelési ID</w:t>
             </w:r>
           </w:p>
@@ -1126,7 +958,11 @@
               <w:cnfStyle w:val="000000000000" w:firstRow="0" w:lastRow="0" w:firstColumn="0" w:lastColumn="0" w:oddVBand="0" w:evenVBand="0" w:oddHBand="0" w:evenHBand="0" w:firstRowFirstColumn="0" w:firstRowLastColumn="0" w:lastRowFirstColumn="0" w:lastRowLastColumn="0"/>
             </w:pPr>
             <w:r>
-              <w:t>A felhasználó vesz sok attack speed upgradet</w:t>
+              <w:t xml:space="preserve">A felhasználó vesz sok </w:t>
+            </w:r>
+            <w:r>
+              <w:lastRenderedPageBreak/>
+              <w:t>attack speed upgradet</w:t>
             </w:r>
           </w:p>
         </w:tc>
@@ -1139,7 +975,12 @@
               <w:cnfStyle w:val="000000000000" w:firstRow="0" w:lastRow="0" w:firstColumn="0" w:lastColumn="0" w:oddVBand="0" w:evenVBand="0" w:oddHBand="0" w:evenHBand="0" w:firstRowFirstColumn="0" w:firstRowLastColumn="0" w:lastRowFirstColumn="0" w:lastRowLastColumn="0"/>
             </w:pPr>
             <w:r>
-              <w:t xml:space="preserve">Miután eléri a legkisebb lehetséges értéket (0,02s), akkor eltűnik a gomb és a lehetőség a további fejlesztésre </w:t>
+              <w:lastRenderedPageBreak/>
+              <w:t xml:space="preserve">Miután eléri a legkisebb lehetséges értéket (0,02s), </w:t>
+            </w:r>
+            <w:r>
+              <w:lastRenderedPageBreak/>
+              <w:t xml:space="preserve">akkor eltűnik a gomb és a lehetőség a további fejlesztésre </w:t>
             </w:r>
           </w:p>
         </w:tc>
@@ -1152,6 +993,7 @@
               <w:cnfStyle w:val="000000000000" w:firstRow="0" w:lastRow="0" w:firstColumn="0" w:lastColumn="0" w:oddVBand="0" w:evenVBand="0" w:oddHBand="0" w:evenHBand="0" w:firstRowFirstColumn="0" w:firstRowLastColumn="0" w:lastRowFirstColumn="0" w:lastRowLastColumn="0"/>
             </w:pPr>
             <w:r>
+              <w:lastRenderedPageBreak/>
               <w:t>Eltűnik a gomb és a hozzá tartozó label</w:t>
             </w:r>
           </w:p>
@@ -1509,10 +1351,7 @@
     </w:p>
     <w:p>
       <w:r>
-        <w:t>A fejlesztés során folyamatos verziókövetést alkalmaztunk. Példák</w:t>
-      </w:r>
-      <w:r>
-        <w:t xml:space="preserve"> a commit üzenetekre:</w:t>
+        <w:t>A fejlesztés során folyamatos verziókövetést alkalmaztunk. Példák a commit üzenetekre:</w:t>
       </w:r>
     </w:p>
     <w:p>
@@ -1540,7 +1379,14 @@
           <w:rFonts w:ascii="Roboto Mono" w:eastAsia="Roboto Mono" w:hAnsi="Roboto Mono" w:cs="Roboto Mono"/>
           <w:color w:val="188038"/>
         </w:rPr>
-        <w:t>feat: add basic Godot project setup and 3D camera controls</w:t>
+        <w:t xml:space="preserve">feat: </w:t>
+      </w:r>
+      <w:r>
+        <w:rPr>
+          <w:rFonts w:ascii="Roboto Mono" w:eastAsia="Roboto Mono" w:hAnsi="Roboto Mono" w:cs="Roboto Mono"/>
+          <w:color w:val="188038"/>
+        </w:rPr>
+        <w:t>Adedd basic nav logic</w:t>
       </w:r>
     </w:p>
     <w:p>
@@ -1555,7 +1401,7 @@
           <w:rFonts w:ascii="Roboto Mono" w:eastAsia="Roboto Mono" w:hAnsi="Roboto Mono" w:cs="Roboto Mono"/>
           <w:color w:val="188038"/>
         </w:rPr>
-        <w:t>asset: import 3D tower and enemy Blender models (.glb)</w:t>
+        <w:t>feat: Generalshop vázlat</w:t>
       </w:r>
     </w:p>
     <w:p>
@@ -1570,9 +1416,17 @@
           <w:rFonts w:ascii="Roboto Mono" w:eastAsia="Roboto Mono" w:hAnsi="Roboto Mono" w:cs="Roboto Mono"/>
           <w:color w:val="188038"/>
         </w:rPr>
-        <w:lastRenderedPageBreak/>
-        <w:t>feat: implement enemy pathfinding using Path3D and PathFollow3D</w:t>
-      </w:r>
+        <w:t xml:space="preserve">feat: </w:t>
+      </w:r>
+      <w:r>
+        <w:rPr>
+          <w:rFonts w:ascii="Roboto Mono" w:eastAsia="Roboto Mono" w:hAnsi="Roboto Mono" w:cs="Roboto Mono"/>
+          <w:color w:val="188038"/>
+        </w:rPr>
+        <w:t>Shop button functions</w:t>
+      </w:r>
+      <w:bookmarkStart w:id="11" w:name="_GoBack"/>
+      <w:bookmarkEnd w:id="11"/>
     </w:p>
     <w:p>
       <w:pPr>
@@ -1601,7 +1455,7 @@
           <w:rFonts w:ascii="Roboto Mono" w:eastAsia="Roboto Mono" w:hAnsi="Roboto Mono" w:cs="Roboto Mono"/>
           <w:color w:val="188038"/>
         </w:rPr>
-        <w:t>fix: resolve collision layer overlap between projectiles and enemies</w:t>
+        <w:t>fixed damage bugs</w:t>
       </w:r>
     </w:p>
     <w:p>
@@ -1623,9 +1477,10 @@
       <w:pPr>
         <w:pStyle w:val="Cmsor1"/>
       </w:pPr>
-      <w:bookmarkStart w:id="11" w:name="_y65eoanpfo30" w:colFirst="0" w:colLast="0"/>
-      <w:bookmarkEnd w:id="11"/>
-      <w:r>
+      <w:bookmarkStart w:id="12" w:name="_y65eoanpfo30" w:colFirst="0" w:colLast="0"/>
+      <w:bookmarkEnd w:id="12"/>
+      <w:r>
+        <w:lastRenderedPageBreak/>
         <w:t>UI és 3D Látványterv (Vázlat)</w:t>
       </w:r>
     </w:p>
@@ -1633,6 +1488,7 @@
       <w:r>
         <w:rPr>
           <w:noProof/>
+          <w:lang w:val="hu-HU"/>
         </w:rPr>
         <w:drawing>
           <wp:inline distT="0" distB="0" distL="0" distR="0" wp14:anchorId="16EF7619" wp14:editId="1455E5AD">
@@ -1696,7 +1552,7 @@
 </file>
 
 <file path=word/numbering.xml><?xml version="1.0" encoding="utf-8"?>
-<w:numbering xmlns:wpc="http://schemas.microsoft.com/office/word/2010/wordprocessingCanvas" xmlns:cx="http://schemas.microsoft.com/office/drawing/2014/chartex" xmlns:cx1="http://schemas.microsoft.com/office/drawing/2015/9/8/chartex" xmlns:cx2="http://schemas.microsoft.com/office/drawing/2015/10/21/chartex" xmlns:cx3="http://schemas.microsoft.com/office/drawing/2016/5/9/chartex" xmlns:cx4="http://schemas.microsoft.com/office/drawing/2016/5/10/chartex" xmlns:cx5="http://schemas.microsoft.com/office/drawing/2016/5/11/chartex" xmlns:cx6="http://schemas.microsoft.com/office/drawing/2016/5/12/chartex" xmlns:cx7="http://schemas.microsoft.com/office/drawing/2016/5/13/chartex" xmlns:cx8="http://schemas.microsoft.com/office/drawing/2016/5/14/chartex" xmlns:mc="http://schemas.openxmlformats.org/markup-compatibility/2006" xmlns:aink="http://schemas.microsoft.com/office/drawing/2016/ink" xmlns:am3d="http://schemas.microsoft.com/office/drawing/2017/model3d" xmlns:o="urn:schemas-microsoft-com:office:office" xmlns:r="http://schemas.openxmlformats.org/officeDocument/2006/relationships" xmlns:m="http://schemas.openxmlformats.org/officeDocument/2006/math" xmlns:v="urn:schemas-microsoft-com:vml" xmlns:wp14="http://schemas.microsoft.com/office/word/2010/wordprocessingDrawing" xmlns:wp="http://schemas.openxmlformats.org/drawingml/2006/wordprocessingDrawing" xmlns:w10="urn:schemas-microsoft-com:office:word" xmlns:w="http://schemas.openxmlformats.org/wordprocessingml/2006/main" xmlns:w14="http://schemas.microsoft.com/office/word/2010/wordml" xmlns:w15="http://schemas.microsoft.com/office/word/2012/wordml" xmlns:w16cex="http://schemas.microsoft.com/office/word/2018/wordml/cex" xmlns:w16cid="http://schemas.microsoft.com/office/word/2016/wordml/cid" xmlns:w16="http://schemas.microsoft.com/office/word/2018/wordml" xmlns:w16sdtdh="http://schemas.microsoft.com/office/word/2020/wordml/sdtdatahash" xmlns:w16se="http://schemas.microsoft.com/office/word/2015/wordml/symex" xmlns:wpg="http://schemas.microsoft.com/office/word/2010/wordprocessingGroup" xmlns:wpi="http://schemas.microsoft.com/office/word/2010/wordprocessingInk" xmlns:wne="http://schemas.microsoft.com/office/word/2006/wordml" xmlns:wps="http://schemas.microsoft.com/office/word/2010/wordprocessingShape" mc:Ignorable="w14 w15 w16se w16cid w16 w16cex w16sdtdh wp14">
+<w:numbering xmlns:wpc="http://schemas.microsoft.com/office/word/2010/wordprocessingCanvas" xmlns:cx="http://schemas.microsoft.com/office/drawing/2014/chartex" xmlns:cx1="http://schemas.microsoft.com/office/drawing/2015/9/8/chartex" xmlns:mc="http://schemas.openxmlformats.org/markup-compatibility/2006" xmlns:o="urn:schemas-microsoft-com:office:office" xmlns:r="http://schemas.openxmlformats.org/officeDocument/2006/relationships" xmlns:m="http://schemas.openxmlformats.org/officeDocument/2006/math" xmlns:v="urn:schemas-microsoft-com:vml" xmlns:wp14="http://schemas.microsoft.com/office/word/2010/wordprocessingDrawing" xmlns:wp="http://schemas.openxmlformats.org/drawingml/2006/wordprocessingDrawing" xmlns:w10="urn:schemas-microsoft-com:office:word" xmlns:w="http://schemas.openxmlformats.org/wordprocessingml/2006/main" xmlns:w14="http://schemas.microsoft.com/office/word/2010/wordml" xmlns:w15="http://schemas.microsoft.com/office/word/2012/wordml" xmlns:w16se="http://schemas.microsoft.com/office/word/2015/wordml/symex" xmlns:wpg="http://schemas.microsoft.com/office/word/2010/wordprocessingGroup" xmlns:wpi="http://schemas.microsoft.com/office/word/2010/wordprocessingInk" xmlns:wne="http://schemas.microsoft.com/office/word/2006/wordml" xmlns:wps="http://schemas.microsoft.com/office/word/2010/wordprocessingShape" mc:Ignorable="w14 w15 w16se wp14">
   <w:abstractNum w:abstractNumId="0" w15:restartNumberingAfterBreak="0">
     <w:nsid w:val="07130B96"/>
     <w:multiLevelType w:val="multilevel"/>
@@ -2937,7 +2793,7 @@
 </file>
 
 <file path=word/styles.xml><?xml version="1.0" encoding="utf-8"?>
-<w:styles xmlns:mc="http://schemas.openxmlformats.org/markup-compatibility/2006" xmlns:r="http://schemas.openxmlformats.org/officeDocument/2006/relationships" xmlns:w="http://schemas.openxmlformats.org/wordprocessingml/2006/main" xmlns:w14="http://schemas.microsoft.com/office/word/2010/wordml" xmlns:w15="http://schemas.microsoft.com/office/word/2012/wordml" xmlns:w16cex="http://schemas.microsoft.com/office/word/2018/wordml/cex" xmlns:w16cid="http://schemas.microsoft.com/office/word/2016/wordml/cid" xmlns:w16="http://schemas.microsoft.com/office/word/2018/wordml" xmlns:w16sdtdh="http://schemas.microsoft.com/office/word/2020/wordml/sdtdatahash" xmlns:w16se="http://schemas.microsoft.com/office/word/2015/wordml/symex" mc:Ignorable="w14 w15 w16se w16cid w16 w16cex w16sdtdh">
+<w:styles xmlns:mc="http://schemas.openxmlformats.org/markup-compatibility/2006" xmlns:r="http://schemas.openxmlformats.org/officeDocument/2006/relationships" xmlns:w="http://schemas.openxmlformats.org/wordprocessingml/2006/main" xmlns:w14="http://schemas.microsoft.com/office/word/2010/wordml" xmlns:w15="http://schemas.microsoft.com/office/word/2012/wordml" xmlns:w16se="http://schemas.microsoft.com/office/word/2015/wordml/symex" mc:Ignorable="w14 w15 w16se">
   <w:docDefaults>
     <w:rPrDefault>
       <w:rPr>
@@ -2952,7 +2808,7 @@
       </w:pPr>
     </w:pPrDefault>
   </w:docDefaults>
-  <w:latentStyles w:defLockedState="0" w:defUIPriority="99" w:defSemiHidden="0" w:defUnhideWhenUsed="0" w:defQFormat="0" w:count="376">
+  <w:latentStyles w:defLockedState="0" w:defUIPriority="99" w:defSemiHidden="0" w:defUnhideWhenUsed="0" w:defQFormat="0" w:count="371">
     <w:lsdException w:name="Normal" w:uiPriority="0" w:qFormat="1"/>
     <w:lsdException w:name="heading 1" w:uiPriority="9" w:qFormat="1"/>
     <w:lsdException w:name="heading 2" w:semiHidden="1" w:uiPriority="9" w:unhideWhenUsed="1" w:qFormat="1"/>
@@ -3324,11 +3180,6 @@
     <w:lsdException w:name="List Table 5 Dark Accent 6" w:uiPriority="50"/>
     <w:lsdException w:name="List Table 6 Colorful Accent 6" w:uiPriority="51"/>
     <w:lsdException w:name="List Table 7 Colorful Accent 6" w:uiPriority="52"/>
-    <w:lsdException w:name="Mention" w:semiHidden="1" w:unhideWhenUsed="1"/>
-    <w:lsdException w:name="Smart Hyperlink" w:semiHidden="1" w:unhideWhenUsed="1"/>
-    <w:lsdException w:name="Hashtag" w:semiHidden="1" w:unhideWhenUsed="1"/>
-    <w:lsdException w:name="Unresolved Mention" w:semiHidden="1" w:unhideWhenUsed="1"/>
-    <w:lsdException w:name="Smart Link" w:semiHidden="1" w:unhideWhenUsed="1"/>
   </w:latentStyles>
   <w:style w:type="paragraph" w:default="1" w:styleId="Norml">
     <w:name w:val="Normal"/>
